--- a/revision1/FINAL_minimal/PeerJ_upload/cs-134580-response-to-reviewers.docx
+++ b/revision1/FINAL_minimal/PeerJ_upload/cs-134580-response-to-reviewers.docx
@@ -231,7 +231,7 @@
     </w:p>
     <w:p>
       <w:r>
-        <w:t>Response. Section 3.4 prespecifies lambda selection on seeds 100–109 and tests only on seeds 1000–1019. Other defaults are fixed and subjected to ablation/sensitivity, not claimed to be jointly optimized. The selection protocol is saved with the results.</w:t>
+        <w:t>Response. Section 3.3 now explains the rationale for the fixed defaults: symmetric α=0.5 smoothing, τ=50 exposure decay, m=2 protected ranks with eight tail positions, and top_L=50 bounded candidate gating. Lambda is selected on seeds 100–109 and tested only on seeds 1000–1019. The other defaults are not claimed to be jointly optimized; they are examined through held-out sensitivity and ablation results.</w:t>
       </w:r>
     </w:p>
     <w:p>
@@ -401,7 +401,7 @@
     </w:p>
     <w:p>
       <w:r>
-        <w:t>Response. Table 6 separates exact-match accepted and rejected pages and their observed click/displacement metrics. Set/click preservation has no rejected pages because the corrected candidate set contains exactly the logged ten. This is stated as a limitation, not reported as a successful discovery/safety result. Hypothetical clicked-document shifts are retained in the summary.</w:t>
+        <w:t>Response. Table 6 separates exact-match accepted and rejected pages and reports their observed click/displacement metrics. Set/click preservation has no rejected pages because the corrected candidate set contains exactly the logged ten. The logs do not provide semantic query-category annotations that would support a reliable concentration analysis by query or session type, so we do not claim that analysis. Exact-match accepted-page statistics are conditional on the acceptance criterion and may not represent rejected pages or live traffic. Hypothetical clicked-document shifts are retained in the summary.</w:t>
       </w:r>
     </w:p>
     <w:p>
@@ -669,7 +669,7 @@
     </w:p>
     <w:p>
       <w:r>
-        <w:t>Response. Data Availability is included and identifies the deposited corrected minimal replication archive at https://doi.org/10.5281/zenodo.22726688. The archive contains the revised source modules, focused tests, pinned requirements, protocol, per-seed and replay results, acquisition script, and SHA-256 manifest. The manuscript now states that the work received no specific funding and that the authors have no competing interests. Section 3.6 is unchanged in this revision; the authors will reconcile its wording with the complete AI prompt record before submission.</w:t>
+        <w:t>Response. Data Availability is included and identifies the deposited corrected minimal replication archive at https://doi.org/10.5281/zenodo.22726688. The archive contains the revised source modules, focused tests, pinned requirements, protocol, per-seed and replay results, acquisition script, and SHA-256 manifest. The manuscript now states that the work received no specific funding and that the authors have no competing interests. Section 3.6 has been expanded to disclose manuscript editing and assistance with drafting, refactoring, and development of analysis, experiment, and replay code, followed by author review of the resulting code, references, and numerical outputs.</w:t>
       </w:r>
     </w:p>
     <w:p>
@@ -1115,7 +1115,7 @@
     </w:p>
     <w:p>
       <w:r>
-        <w:t>Response. Each table is now explicitly cited in Results; tables remain separate upload files as required by the author’s submission workflow. Figure legends are included in the manuscript and supplied separately.</w:t>
+        <w:t>Response. Each table is now explicitly cited in Results; tables remain separate upload files as required by the author’s submission workflow. Figure files and legends are supplied separately; the manuscript does not claim that the separate legends are duplicated in the body.</w:t>
       </w:r>
     </w:p>
     <w:p>
@@ -1205,7 +1205,7 @@
     </w:p>
     <w:p>
       <w:r>
-        <w:t>Response. Discussion is expanded to interpret the smaller corrected gains, novelty-versus-entropy findings, quality-loss diagnostics and differences from prior safe methods. It also explains what the replay can and cannot establish.</w:t>
+        <w:t>Response. Discussion is expanded to interpret the smaller corrected gains, why novelty-only can outperform entropy, when entropy may still help, the distinction from BubbleRank and Shiino et al., the severe-penalty operating boundary, quality-loss diagnostics and what the replay can and cannot establish.</w:t>
       </w:r>
     </w:p>
     <w:p>
